--- a/backend/prisma/seed-assets/petition-docx/BIEN_NHAN.docx
+++ b/backend/prisma/seed-assets/petition-docx/BIEN_NHAN.docx
@@ -3267,7 +3267,7 @@
                 <w:color w:val="000000"/>
                 <w:spacing w:val="-2"/>
               </w:rPr>
-              <w:t>{ghiTen}</w:t>
+              <w:t>{tenCanBoDeXuat}</w:t>
             </w:r>
           </w:p>
         </w:tc>
@@ -3549,7 +3549,7 @@
                 <w:color w:val="000000"/>
                 <w:spacing w:val="-2"/>
               </w:rPr>
-              <w:t>{tenCanBoDeXuat}</w:t>
+              <w:t>{ghiTen}</w:t>
             </w:r>
           </w:p>
           <w:p>

--- a/backend/prisma/seed-assets/petition-docx/BIEN_NHAN.docx
+++ b/backend/prisma/seed-assets/petition-docx/BIEN_NHAN.docx
@@ -1152,7 +1152,7 @@
           <w:color w:val="000000"/>
           <w:spacing w:val="-2"/>
         </w:rPr>
-        <w:t>{tenCanBoDeXuat}</w:t>
+        <w:t>{tenNguoiIn}</w:t>
       </w:r>
     </w:p>
     <w:p>
@@ -3267,7 +3267,7 @@
                 <w:color w:val="000000"/>
                 <w:spacing w:val="-2"/>
               </w:rPr>
-              <w:t>{tenCanBoDeXuat}</w:t>
+              <w:t>{tenNguoiIn}</w:t>
             </w:r>
           </w:p>
         </w:tc>
